--- a/MeinMaterial/Strukturvariablenverzeichnis.docx
+++ b/MeinMaterial/Strukturvariablenverzeichnis.docx
@@ -1,6 +1,6 @@
 
 <file path=word/document.xml><?xml version="1.0" encoding="utf-8"?>
-<w:document xmlns:wpc="http://schemas.microsoft.com/office/word/2010/wordprocessingCanvas" xmlns:cx="http://schemas.microsoft.com/office/drawing/2014/chartex" xmlns:cx1="http://schemas.microsoft.com/office/drawing/2015/9/8/chartex" xmlns:cx2="http://schemas.microsoft.com/office/drawing/2015/10/21/chartex" xmlns:cx3="http://schemas.microsoft.com/office/drawing/2016/5/9/chartex" xmlns:cx4="http://schemas.microsoft.com/office/drawing/2016/5/10/chartex" xmlns:cx5="http://schemas.microsoft.com/office/drawing/2016/5/11/chartex" xmlns:cx6="http://schemas.microsoft.com/office/drawing/2016/5/12/chartex" xmlns:cx7="http://schemas.microsoft.com/office/drawing/2016/5/13/chartex" xmlns:cx8="http://schemas.microsoft.com/office/drawing/2016/5/14/chartex" xmlns:mc="http://schemas.openxmlformats.org/markup-compatibility/2006" xmlns:aink="http://schemas.microsoft.com/office/drawing/2016/ink" xmlns:am3d="http://schemas.microsoft.com/office/drawing/2017/model3d" xmlns:o="urn:schemas-microsoft-com:office:office" xmlns:oel="http://schemas.microsoft.com/office/2019/extlst" xmlns:r="http://schemas.openxmlformats.org/officeDocument/2006/relationships" xmlns:m="http://schemas.openxmlformats.org/officeDocument/2006/math" xmlns:v="urn:schemas-microsoft-com:vml" xmlns:wp14="http://schemas.microsoft.com/office/word/2010/wordprocessingDrawing" xmlns:wp="http://schemas.openxmlformats.org/drawingml/2006/wordprocessingDrawing" xmlns:w10="urn:schemas-microsoft-com:office:word" xmlns:w="http://schemas.openxmlformats.org/wordprocessingml/2006/main" xmlns:w14="http://schemas.microsoft.com/office/word/2010/wordml" xmlns:w15="http://schemas.microsoft.com/office/word/2012/wordml" xmlns:w16cex="http://schemas.microsoft.com/office/word/2018/wordml/cex" xmlns:w16cid="http://schemas.microsoft.com/office/word/2016/wordml/cid" xmlns:w16="http://schemas.microsoft.com/office/word/2018/wordml" xmlns:w16du="http://schemas.microsoft.com/office/word/2023/wordml/word16du" xmlns:w16sdtdh="http://schemas.microsoft.com/office/word/2020/wordml/sdtdatahash" xmlns:w16sdtfl="http://schemas.microsoft.com/office/word/2024/wordml/sdtformatlock" xmlns:w16se="http://schemas.microsoft.com/office/word/2015/wordml/symex" xmlns:wpg="http://schemas.microsoft.com/office/word/2010/wordprocessingGroup" xmlns:wpi="http://schemas.microsoft.com/office/word/2010/wordprocessingInk" xmlns:wne="http://schemas.microsoft.com/office/word/2006/wordml" xmlns:wps="http://schemas.microsoft.com/office/word/2010/wordprocessingShape" mc:Ignorable="w14 w15 w16se w16cid w16 w16cex w16sdtdh w16sdtfl w16du wp14">
+<w:document xmlns:wpc="http://schemas.microsoft.com/office/word/2010/wordprocessingCanvas" xmlns:cx="http://schemas.microsoft.com/office/drawing/2014/chartex" xmlns:cx1="http://schemas.microsoft.com/office/drawing/2015/9/8/chartex" xmlns:cx2="http://schemas.microsoft.com/office/drawing/2015/10/21/chartex" xmlns:cx3="http://schemas.microsoft.com/office/drawing/2016/5/9/chartex" xmlns:cx4="http://schemas.microsoft.com/office/drawing/2016/5/10/chartex" xmlns:cx5="http://schemas.microsoft.com/office/drawing/2016/5/11/chartex" xmlns:cx6="http://schemas.microsoft.com/office/drawing/2016/5/12/chartex" xmlns:cx7="http://schemas.microsoft.com/office/drawing/2016/5/13/chartex" xmlns:cx8="http://schemas.microsoft.com/office/drawing/2016/5/14/chartex" xmlns:mc="http://schemas.openxmlformats.org/markup-compatibility/2006" xmlns:aink="http://schemas.microsoft.com/office/drawing/2016/ink" xmlns:am3d="http://schemas.microsoft.com/office/drawing/2017/model3d" xmlns:o="urn:schemas-microsoft-com:office:office" xmlns:oel="http://schemas.microsoft.com/office/2019/extlst" xmlns:r="http://schemas.openxmlformats.org/officeDocument/2006/relationships" xmlns:m="http://schemas.openxmlformats.org/officeDocument/2006/math" xmlns:v="urn:schemas-microsoft-com:vml" xmlns:wp14="http://schemas.microsoft.com/office/word/2010/wordprocessingDrawing" xmlns:wp="http://schemas.openxmlformats.org/drawingml/2006/wordprocessingDrawing" xmlns:w10="urn:schemas-microsoft-com:office:word" xmlns:w="http://schemas.openxmlformats.org/wordprocessingml/2006/main" xmlns:w14="http://schemas.microsoft.com/office/word/2010/wordml" xmlns:w15="http://schemas.microsoft.com/office/word/2012/wordml" xmlns:w16cei="http://schemas.microsoft.com/office/word/2026/wordml/cei" xmlns:w16cex="http://schemas.microsoft.com/office/word/2018/wordml/cex" xmlns:w16cid="http://schemas.microsoft.com/office/word/2016/wordml/cid" xmlns:w16="http://schemas.microsoft.com/office/word/2018/wordml" xmlns:w16du="http://schemas.microsoft.com/office/word/2023/wordml/word16du" xmlns:w16sdtdh="http://schemas.microsoft.com/office/word/2020/wordml/sdtdatahash" xmlns:w16sdtfl="http://schemas.microsoft.com/office/word/2024/wordml/sdtformatlock" xmlns:w16se="http://schemas.microsoft.com/office/word/2015/wordml/symex" xmlns:wpg="http://schemas.microsoft.com/office/word/2010/wordprocessingGroup" xmlns:wpi="http://schemas.microsoft.com/office/word/2010/wordprocessingInk" xmlns:wne="http://schemas.microsoft.com/office/word/2006/wordml" xmlns:wps="http://schemas.microsoft.com/office/word/2010/wordprocessingShape" mc:Ignorable="w14 w15 w16se w16cid w16 w16cex w16sdtdh w16sdtfl w16du wp14">
   <w:body>
     <w:p>
       <w:r>
@@ -78,9 +78,11 @@
             <w:tcW w:w="1757" w:type="dxa"/>
           </w:tcPr>
           <w:p>
+            <w:proofErr w:type="spellStart"/>
             <w:r>
               <w:t>q_bev_fl</w:t>
             </w:r>
+            <w:proofErr w:type="spellEnd"/>
           </w:p>
         </w:tc>
         <w:tc>
@@ -127,8 +129,13 @@
           </w:tcPr>
           <w:p>
             <w:r>
-              <w:t>Einwohnergewichtete Entfernung zum nächsten supermarkt</w:t>
-            </w:r>
+              <w:t xml:space="preserve">Einwohnergewichtete Entfernung zum nächsten </w:t>
+            </w:r>
+            <w:proofErr w:type="spellStart"/>
+            <w:r>
+              <w:t>supermarkt</w:t>
+            </w:r>
+            <w:proofErr w:type="spellEnd"/>
           </w:p>
         </w:tc>
         <w:tc>
@@ -158,9 +165,11 @@
             <w:tcW w:w="1757" w:type="dxa"/>
           </w:tcPr>
           <w:p>
+            <w:proofErr w:type="spellStart"/>
             <w:r>
               <w:t>m_bev_alter</w:t>
             </w:r>
+            <w:proofErr w:type="spellEnd"/>
           </w:p>
         </w:tc>
         <w:tc>
@@ -168,9 +177,11 @@
             <w:tcW w:w="2673" w:type="dxa"/>
           </w:tcPr>
           <w:p>
+            <w:proofErr w:type="spellStart"/>
             <w:r>
               <w:t>Durschschnittsalter</w:t>
             </w:r>
+            <w:proofErr w:type="spellEnd"/>
             <w:r>
               <w:t xml:space="preserve"> (Summe(Alter)/Einwohner)</w:t>
             </w:r>
@@ -203,9 +214,11 @@
             <w:tcW w:w="1757" w:type="dxa"/>
           </w:tcPr>
           <w:p>
+            <w:proofErr w:type="spellStart"/>
             <w:r>
               <w:t>i_wans</w:t>
             </w:r>
+            <w:proofErr w:type="spellEnd"/>
           </w:p>
         </w:tc>
         <w:tc>
@@ -286,8 +299,13 @@
               <w:t>et werden</w:t>
             </w:r>
             <w:r>
-              <w:t xml:space="preserve"> über svw</w:t>
-            </w:r>
+              <w:t xml:space="preserve"> über </w:t>
+            </w:r>
+            <w:proofErr w:type="spellStart"/>
+            <w:r>
+              <w:t>svw</w:t>
+            </w:r>
+            <w:proofErr w:type="spellEnd"/>
             <w:r>
               <w:t xml:space="preserve"> </w:t>
             </w:r>
@@ -323,9 +341,11 @@
             <w:tcW w:w="1757" w:type="dxa"/>
           </w:tcPr>
           <w:p>
+            <w:proofErr w:type="spellStart"/>
             <w:r>
               <w:t>d_steuereinnahme</w:t>
             </w:r>
+            <w:proofErr w:type="spellEnd"/>
             <w:r>
               <w:br/>
             </w:r>
@@ -380,9 +400,11 @@
             <w:tcW w:w="1757" w:type="dxa"/>
           </w:tcPr>
           <w:p>
+            <w:proofErr w:type="spellStart"/>
             <w:r>
               <w:t>a_hheink_niedrig</w:t>
             </w:r>
+            <w:proofErr w:type="spellEnd"/>
           </w:p>
         </w:tc>
         <w:tc>
@@ -418,12 +440,14 @@
             <w:tcW w:w="1757" w:type="dxa"/>
           </w:tcPr>
           <w:p>
+            <w:proofErr w:type="spellStart"/>
             <w:r>
               <w:t>q</w:t>
             </w:r>
             <w:r>
               <w:t>_HH</w:t>
             </w:r>
+            <w:proofErr w:type="spellEnd"/>
           </w:p>
         </w:tc>
         <w:tc>
@@ -446,7 +470,23 @@
             </w:r>
             <w:r>
               <w:br/>
-              <w:t>möglicher Confounder für a_hheink_niedrig deswegen wichtig aufzunehmen</w:t>
+              <w:t xml:space="preserve">möglicher </w:t>
+            </w:r>
+            <w:proofErr w:type="spellStart"/>
+            <w:r>
+              <w:t>Confounder</w:t>
+            </w:r>
+            <w:proofErr w:type="spellEnd"/>
+            <w:r>
+              <w:t xml:space="preserve"> für </w:t>
+            </w:r>
+            <w:proofErr w:type="spellStart"/>
+            <w:r>
+              <w:t>a_hheink_niedrig</w:t>
+            </w:r>
+            <w:proofErr w:type="spellEnd"/>
+            <w:r>
+              <w:t xml:space="preserve"> deswegen wichtig aufzunehmen</w:t>
             </w:r>
           </w:p>
         </w:tc>
@@ -473,8 +513,13 @@
             <w:tcW w:w="1757" w:type="dxa"/>
           </w:tcPr>
           <w:p>
-            <w:r>
-              <w:t xml:space="preserve">alo </w:t>
+            <w:proofErr w:type="spellStart"/>
+            <w:r>
+              <w:t>alo</w:t>
+            </w:r>
+            <w:proofErr w:type="spellEnd"/>
+            <w:r>
+              <w:t xml:space="preserve"> </w:t>
             </w:r>
           </w:p>
           <w:p>
@@ -503,7 +548,15 @@
           </w:p>
           <w:p>
             <w:r>
-              <w:t>Arbeitsfähige Bevölkerung (Bevölkerung zw 15 und 6</w:t>
+              <w:t xml:space="preserve">Arbeitsfähige Bevölkerung (Bevölkerung </w:t>
+            </w:r>
+            <w:proofErr w:type="spellStart"/>
+            <w:r>
+              <w:t>zw</w:t>
+            </w:r>
+            <w:proofErr w:type="spellEnd"/>
+            <w:r>
+              <w:t xml:space="preserve"> 15 und 6</w:t>
             </w:r>
             <w:r>
               <w:t>4)</w:t>
@@ -556,7 +609,11 @@
         </w:tc>
       </w:tr>
     </w:tbl>
-    <w:p/>
+    <w:p>
+      <w:r>
+        <w:br/>
+      </w:r>
+    </w:p>
     <w:sectPr>
       <w:pgSz w:w="11906" w:h="16838"/>
       <w:pgMar w:top="1417" w:right="1417" w:bottom="1134" w:left="1417" w:header="708" w:footer="708" w:gutter="0"/>
@@ -1170,6 +1227,7 @@
   <w:style w:type="character" w:default="1" w:styleId="Absatz-Standardschriftart">
     <w:name w:val="Default Paragraph Font"/>
     <w:uiPriority w:val="1"/>
+    <w:semiHidden/>
     <w:unhideWhenUsed/>
   </w:style>
   <w:style w:type="table" w:default="1" w:styleId="NormaleTabelle">

--- a/MeinMaterial/Strukturvariablenverzeichnis.docx
+++ b/MeinMaterial/Strukturvariablenverzeichnis.docx
@@ -15,12 +15,16 @@
         <w:tblLook w:val="04A0" w:firstRow="1" w:lastRow="0" w:firstColumn="1" w:lastColumn="0" w:noHBand="0" w:noVBand="1"/>
       </w:tblPr>
       <w:tblGrid>
-        <w:gridCol w:w="2618"/>
-        <w:gridCol w:w="1757"/>
-        <w:gridCol w:w="2673"/>
-        <w:gridCol w:w="2014"/>
+        <w:gridCol w:w="3340"/>
+        <w:gridCol w:w="1565"/>
+        <w:gridCol w:w="2367"/>
+        <w:gridCol w:w="1790"/>
       </w:tblGrid>
       <w:tr>
+        <w:trPr>
+          <w:cantSplit/>
+          <w:tblHeader/>
+        </w:trPr>
         <w:tc>
           <w:tcPr>
             <w:tcW w:w="2618" w:type="dxa"/>
@@ -63,6 +67,9 @@
         </w:tc>
       </w:tr>
       <w:tr>
+        <w:trPr>
+          <w:cantSplit/>
+        </w:trPr>
         <w:tc>
           <w:tcPr>
             <w:tcW w:w="2618" w:type="dxa"/>
@@ -107,11 +114,18 @@
         </w:tc>
       </w:tr>
       <w:tr>
+        <w:trPr>
+          <w:cantSplit/>
+        </w:trPr>
         <w:tc>
           <w:tcPr>
             <w:tcW w:w="2618" w:type="dxa"/>
           </w:tcPr>
-          <w:p/>
+          <w:p>
+            <w:r>
+              <w:t>supermarktEntfernung_2023</w:t>
+            </w:r>
+          </w:p>
         </w:tc>
         <w:tc>
           <w:tcPr>
@@ -150,6 +164,9 @@
         </w:tc>
       </w:tr>
       <w:tr>
+        <w:trPr>
+          <w:cantSplit/>
+        </w:trPr>
         <w:tc>
           <w:tcPr>
             <w:tcW w:w="2618" w:type="dxa"/>
@@ -199,13 +216,16 @@
         </w:tc>
       </w:tr>
       <w:tr>
+        <w:trPr>
+          <w:cantSplit/>
+        </w:trPr>
         <w:tc>
           <w:tcPr>
             <w:tcW w:w="2618" w:type="dxa"/>
           </w:tcPr>
           <w:p>
             <w:r>
-              <w:t>bevWanderung_2023</w:t>
+              <w:t>wanderungssaldo_2023</w:t>
             </w:r>
           </w:p>
         </w:tc>
@@ -249,11 +269,18 @@
         </w:tc>
       </w:tr>
       <w:tr>
+        <w:trPr>
+          <w:cantSplit/>
+        </w:trPr>
         <w:tc>
           <w:tcPr>
             <w:tcW w:w="2618" w:type="dxa"/>
           </w:tcPr>
-          <w:p/>
+          <w:p>
+            <w:r>
+              <w:t>pendler50_2023</w:t>
+            </w:r>
+          </w:p>
         </w:tc>
         <w:tc>
           <w:tcPr>
@@ -326,13 +353,16 @@
         </w:tc>
       </w:tr>
       <w:tr>
+        <w:trPr>
+          <w:cantSplit/>
+        </w:trPr>
         <w:tc>
           <w:tcPr>
             <w:tcW w:w="2618" w:type="dxa"/>
           </w:tcPr>
           <w:p>
             <w:r>
-              <w:t>Steuereinnahmen_2023</w:t>
+              <w:t>steuereinnahmen_2023</w:t>
             </w:r>
           </w:p>
         </w:tc>
@@ -373,6 +403,12 @@
               <w:t>Steuereinnahmen der Gemeinde (Grundsteuer A und B, Gewerbesteuer, Gemeindeanteil an der Einkommenssteuer, Gemeindeanteil an der Umsatzsteuer, steuerähnliche Abgaben) je Einwohner</w:t>
             </w:r>
           </w:p>
+          <w:p/>
+          <w:p>
+            <w:r>
+              <w:t>kommunale Steuerkraft des Kreises / Steuereinnahmen der Gemeinden im Kreis je Einwohner</w:t>
+            </w:r>
+          </w:p>
         </w:tc>
         <w:tc>
           <w:tcPr>
@@ -389,11 +425,18 @@
         </w:tc>
       </w:tr>
       <w:tr>
+        <w:trPr>
+          <w:cantSplit/>
+        </w:trPr>
         <w:tc>
           <w:tcPr>
             <w:tcW w:w="2618" w:type="dxa"/>
           </w:tcPr>
-          <w:p/>
+          <w:p>
+            <w:r>
+              <w:t>anteilHaushalteNiedrigesEinkommen_2023</w:t>
+            </w:r>
+          </w:p>
         </w:tc>
         <w:tc>
           <w:tcPr>
@@ -425,12 +468,16 @@
         </w:tc>
       </w:tr>
       <w:tr>
+        <w:trPr>
+          <w:cantSplit/>
+        </w:trPr>
         <w:tc>
           <w:tcPr>
             <w:tcW w:w="2618" w:type="dxa"/>
           </w:tcPr>
           <w:p>
             <w:r>
+              <w:lastRenderedPageBreak/>
               <w:t>haushaltsgroesseMean_2023</w:t>
             </w:r>
           </w:p>
@@ -502,11 +549,18 @@
         </w:tc>
       </w:tr>
       <w:tr>
+        <w:trPr>
+          <w:cantSplit/>
+        </w:trPr>
         <w:tc>
           <w:tcPr>
             <w:tcW w:w="2618" w:type="dxa"/>
           </w:tcPr>
-          <w:p/>
+          <w:p>
+            <w:r>
+              <w:t>arbeitslosenanteilErwerbsfaehige_2023</w:t>
+            </w:r>
+          </w:p>
         </w:tc>
         <w:tc>
           <w:tcPr>
@@ -575,11 +629,18 @@
         </w:tc>
       </w:tr>
       <w:tr>
+        <w:trPr>
+          <w:cantSplit/>
+        </w:trPr>
         <w:tc>
           <w:tcPr>
             <w:tcW w:w="2618" w:type="dxa"/>
           </w:tcPr>
-          <w:p/>
+          <w:p>
+            <w:r>
+              <w:t>distanz_staatsgrenze_km_2023</w:t>
+            </w:r>
+          </w:p>
         </w:tc>
         <w:tc>
           <w:tcPr>
@@ -1227,7 +1288,6 @@
   <w:style w:type="character" w:default="1" w:styleId="Absatz-Standardschriftart">
     <w:name w:val="Default Paragraph Font"/>
     <w:uiPriority w:val="1"/>
-    <w:semiHidden/>
     <w:unhideWhenUsed/>
   </w:style>
   <w:style w:type="table" w:default="1" w:styleId="NormaleTabelle">
